--- a/HW/README_pedalboard_hw.docx
+++ b/HW/README_pedalboard_hw.docx
@@ -27,41 +27,53 @@
         <w:rPr>
           <w:lang w:val="en-US"/>
         </w:rPr>
-        <w:t>\HW\_Docs\</w:t>
-      </w:r>
-      <w:r>
-        <w:rPr>
-          <w:lang w:val="en-US"/>
-        </w:rPr>
-        <w:t xml:space="preserve"> </w:t>
-      </w:r>
-      <w:r>
-        <w:rPr>
-          <w:lang w:val="en-US"/>
-        </w:rPr>
-        <w:t>_AUDIO_PINOUT</w:t>
-      </w:r>
-    </w:p>
-    <w:p>
-      <w:pPr>
-        <w:pStyle w:val="a3"/>
-        <w:rPr>
-          <w:lang w:val="en-US"/>
-        </w:rPr>
-      </w:pPr>
-      <w:r>
-        <w:rPr>
-          <w:lang w:val="en-US"/>
-        </w:rPr>
-        <w:t>\HW\_Docs\_GUI_PINOUT</w:t>
-      </w:r>
-    </w:p>
-    <w:p>
-      <w:pPr>
-        <w:pStyle w:val="a3"/>
-        <w:rPr>
-          <w:lang w:val="en-US"/>
-        </w:rPr>
+        <w:t>\HW\_Docs\ _AUDIO_PINOUT</w:t>
+      </w:r>
+    </w:p>
+    <w:p>
+      <w:pPr>
+        <w:pStyle w:val="a3"/>
+      </w:pPr>
+      <w:r>
+        <w:t>\</w:t>
+      </w:r>
+      <w:r>
+        <w:rPr>
+          <w:lang w:val="en-US"/>
+        </w:rPr>
+        <w:t>HW</w:t>
+      </w:r>
+      <w:r>
+        <w:t>\_</w:t>
+      </w:r>
+      <w:r>
+        <w:rPr>
+          <w:lang w:val="en-US"/>
+        </w:rPr>
+        <w:t>Docs</w:t>
+      </w:r>
+      <w:r>
+        <w:t>\_</w:t>
+      </w:r>
+      <w:r>
+        <w:rPr>
+          <w:lang w:val="en-US"/>
+        </w:rPr>
+        <w:t>GUI</w:t>
+      </w:r>
+      <w:r>
+        <w:t>_</w:t>
+      </w:r>
+      <w:r>
+        <w:rPr>
+          <w:lang w:val="en-US"/>
+        </w:rPr>
+        <w:t>PINOUT</w:t>
+      </w:r>
+    </w:p>
+    <w:p>
+      <w:pPr>
+        <w:pStyle w:val="a3"/>
       </w:pPr>
     </w:p>
     <w:p>
@@ -90,13 +102,8 @@
         <w:t>)</w:t>
       </w:r>
       <w:r>
-        <w:t xml:space="preserve"> на каждом </w:t>
-      </w:r>
-      <w:proofErr w:type="spellStart"/>
-      <w:r>
-        <w:t>мк</w:t>
-      </w:r>
-      <w:proofErr w:type="spellEnd"/>
+        <w:t xml:space="preserve"> на каждом мк</w:t>
+      </w:r>
     </w:p>
     <w:p>
       <w:pPr>
@@ -113,23 +120,10 @@
         <w:t>ый размер</w:t>
       </w:r>
       <w:r>
-        <w:t xml:space="preserve"> </w:t>
-      </w:r>
-      <w:proofErr w:type="spellStart"/>
-      <w:r>
-        <w:t>лупера</w:t>
-      </w:r>
-      <w:proofErr w:type="spellEnd"/>
-      <w:r>
-        <w:t xml:space="preserve"> для сохранения на </w:t>
-      </w:r>
-      <w:proofErr w:type="spellStart"/>
-      <w:r>
-        <w:t>сд</w:t>
-      </w:r>
-      <w:proofErr w:type="spellEnd"/>
-      <w:r>
-        <w:t>-карту</w:t>
+        <w:t xml:space="preserve"> лупера</w:t>
+      </w:r>
+      <w:r>
+        <w:t xml:space="preserve"> для сохранения на сд-карту</w:t>
       </w:r>
       <w:r>
         <w:t xml:space="preserve"> (</w:t>
@@ -177,23 +171,7 @@
         <w:t xml:space="preserve">2 </w:t>
       </w:r>
       <w:r>
-        <w:t xml:space="preserve">для двух </w:t>
-      </w:r>
-      <w:proofErr w:type="spellStart"/>
-      <w:r>
-        <w:t>луперов</w:t>
-      </w:r>
-      <w:proofErr w:type="spellEnd"/>
-      <w:r>
-        <w:t xml:space="preserve"> – всего 100 мегабайт под </w:t>
-      </w:r>
-      <w:proofErr w:type="spellStart"/>
-      <w:r>
-        <w:t>лупер</w:t>
-      </w:r>
-      <w:proofErr w:type="spellEnd"/>
-      <w:r>
-        <w:t xml:space="preserve"> в ОЗУ</w:t>
+        <w:t>для двух луперов – всего 100 мегабайт под лупер в ОЗУ</w:t>
       </w:r>
       <w:r>
         <w:t>)</w:t>
@@ -208,32 +186,14 @@
         </w:numPr>
       </w:pPr>
       <w:r>
-        <w:t xml:space="preserve">Что даёт нам бюджет </w:t>
-      </w:r>
-      <w:proofErr w:type="gramStart"/>
-      <w:r>
-        <w:t>моно звука</w:t>
-      </w:r>
-      <w:proofErr w:type="gramEnd"/>
-      <w:r>
-        <w:t xml:space="preserve"> для обоих </w:t>
-      </w:r>
-      <w:proofErr w:type="spellStart"/>
-      <w:r>
-        <w:t>луперов</w:t>
-      </w:r>
-      <w:proofErr w:type="spellEnd"/>
-      <w:r>
-        <w:t xml:space="preserve"> (48</w:t>
-      </w:r>
-      <w:proofErr w:type="spellStart"/>
+        <w:t>Что даёт нам бюджет моно звука для обоих луперов (48</w:t>
+      </w:r>
       <w:r>
         <w:rPr>
           <w:lang w:val="en-US"/>
         </w:rPr>
         <w:t>khz</w:t>
       </w:r>
-      <w:proofErr w:type="spellEnd"/>
       <w:r>
         <w:t xml:space="preserve">, 25 </w:t>
       </w:r>
@@ -258,19 +218,7 @@
         <w:rPr>
           <w:lang w:val="en-US"/>
         </w:rPr>
-        <w:t>16-bit:</w:t>
-      </w:r>
-      <w:r>
-        <w:rPr>
-          <w:lang w:val="en-US"/>
-        </w:rPr>
-        <w:t xml:space="preserve"> </w:t>
-      </w:r>
-      <w:r>
-        <w:rPr>
-          <w:lang w:val="en-US"/>
-        </w:rPr>
-        <w:t xml:space="preserve">~4 min 20 sec </w:t>
+        <w:t xml:space="preserve">16-bit: ~4 min 20 sec </w:t>
       </w:r>
     </w:p>
     <w:p>
@@ -307,15 +255,7 @@
         </w:numPr>
       </w:pPr>
       <w:r>
-        <w:t>То есть, в самом худшем случае – 2 стерео-</w:t>
-      </w:r>
-      <w:proofErr w:type="spellStart"/>
-      <w:r>
-        <w:t>лупера</w:t>
-      </w:r>
-      <w:proofErr w:type="spellEnd"/>
-      <w:r>
-        <w:t xml:space="preserve"> – имеем макс. длину лупа:</w:t>
+        <w:t>То есть, в самом худшем случае – 2 стерео-лупера – имеем макс. длину лупа:</w:t>
       </w:r>
     </w:p>
     <w:p>
@@ -564,15 +504,7 @@
         <w:t xml:space="preserve"> </w:t>
       </w:r>
       <w:r>
-        <w:t xml:space="preserve">тоже составляет 128 мегабайт, так что туда спокойно поместится до 4 сохранений </w:t>
-      </w:r>
-      <w:proofErr w:type="spellStart"/>
-      <w:r>
-        <w:t>лупера</w:t>
-      </w:r>
-      <w:proofErr w:type="spellEnd"/>
-      <w:r>
-        <w:t xml:space="preserve">. После этого нужно будет ждать сохранения этого буфера на </w:t>
+        <w:t xml:space="preserve">тоже составляет 128 мегабайт, так что туда спокойно поместится до 4 сохранений лупера. После этого нужно будет ждать сохранения этого буфера на </w:t>
       </w:r>
       <w:r>
         <w:rPr>
@@ -587,16 +519,60 @@
         <w:t xml:space="preserve">карту. </w:t>
       </w:r>
     </w:p>
-    <w:p/>
-    <w:p/>
-    <w:p>
-      <w:pPr>
-        <w:pStyle w:val="a3"/>
-      </w:pPr>
-    </w:p>
-    <w:p>
-      <w:pPr>
-        <w:pStyle w:val="a3"/>
+    <w:p>
+      <w:pPr>
+        <w:rPr>
+          <w:lang w:val="en-US"/>
+        </w:rPr>
+      </w:pPr>
+    </w:p>
+    <w:p>
+      <w:pPr>
+        <w:rPr>
+          <w:lang w:val="en-US"/>
+        </w:rPr>
+      </w:pPr>
+      <w:r>
+        <w:rPr>
+          <w:lang w:val="en-US"/>
+        </w:rPr>
+        <w:t>Last commit:</w:t>
+      </w:r>
+    </w:p>
+    <w:p>
+      <w:pPr>
+        <w:rPr>
+          <w:lang w:val="en-US"/>
+        </w:rPr>
+      </w:pPr>
+      <w:r>
+        <w:rPr>
+          <w:lang w:val="en-US"/>
+        </w:rPr>
+        <w:t>Pinout checking, bridging audio testboard and main board</w:t>
+      </w:r>
+    </w:p>
+    <w:p>
+      <w:pPr>
+        <w:rPr>
+          <w:lang w:val="en-US"/>
+        </w:rPr>
+      </w:pPr>
+    </w:p>
+    <w:p>
+      <w:pPr>
+        <w:pStyle w:val="a3"/>
+        <w:rPr>
+          <w:lang w:val="en-US"/>
+        </w:rPr>
+      </w:pPr>
+    </w:p>
+    <w:p>
+      <w:pPr>
+        <w:pStyle w:val="a3"/>
+        <w:rPr>
+          <w:lang w:val="en-US"/>
+        </w:rPr>
       </w:pPr>
     </w:p>
     <w:sectPr>
@@ -1362,6 +1338,7 @@
   <w:style w:type="character" w:default="1" w:styleId="a0">
     <w:name w:val="Default Paragraph Font"/>
     <w:uiPriority w:val="1"/>
+    <w:semiHidden/>
     <w:unhideWhenUsed/>
   </w:style>
   <w:style w:type="table" w:default="1" w:styleId="a1">

--- a/HW/README_pedalboard_hw.docx
+++ b/HW/README_pedalboard_hw.docx
@@ -519,13 +519,7 @@
         <w:t xml:space="preserve">карту. </w:t>
       </w:r>
     </w:p>
-    <w:p>
-      <w:pPr>
-        <w:rPr>
-          <w:lang w:val="en-US"/>
-        </w:rPr>
-      </w:pPr>
-    </w:p>
+    <w:p/>
     <w:p>
       <w:pPr>
         <w:rPr>
@@ -550,6 +544,291 @@
           <w:lang w:val="en-US"/>
         </w:rPr>
         <w:t>Pinout checking, bridging audio testboard and main board</w:t>
+      </w:r>
+    </w:p>
+    <w:p>
+      <w:pPr>
+        <w:rPr>
+          <w:lang w:val="en-US"/>
+        </w:rPr>
+      </w:pPr>
+    </w:p>
+    <w:p>
+      <w:pPr>
+        <w:rPr>
+          <w:lang w:val="en-US"/>
+        </w:rPr>
+      </w:pPr>
+      <w:r>
+        <w:rPr>
+          <w:lang w:val="en-US"/>
+        </w:rPr>
+        <w:t>Give SD_DETECT a defined inactive state, typically using about 10 k</w:t>
+      </w:r>
+      <w:r>
+        <w:t>Ω</w:t>
+      </w:r>
+      <w:r>
+        <w:rPr>
+          <w:lang w:val="en-US"/>
+        </w:rPr>
+        <w:t xml:space="preserve"> with polarity chosen for the socket switch. Check the card controller's CMD/DAT pull-ups against the selected SD mode and card specification. Add a low-capacitance ESD protector close to the socket.</w:t>
+      </w:r>
+    </w:p>
+    <w:p>
+      <w:pPr>
+        <w:rPr>
+          <w:lang w:val="en-US"/>
+        </w:rPr>
+      </w:pPr>
+    </w:p>
+    <w:p>
+      <w:pPr>
+        <w:rPr>
+          <w:lang w:val="en-US"/>
+        </w:rPr>
+      </w:pPr>
+      <w:r>
+        <w:rPr>
+          <w:lang w:val="en-US"/>
+        </w:rPr>
+        <w:t>P0 — Power board, page 13: MT3608 boost output is set to approximately 6.6 V</w:t>
+      </w:r>
+    </w:p>
+    <w:p>
+      <w:pPr>
+        <w:rPr>
+          <w:lang w:val="en-US"/>
+        </w:rPr>
+      </w:pPr>
+      <w:r>
+        <w:rPr>
+          <w:lang w:val="en-US"/>
+        </w:rPr>
+        <w:t>The schematic shows R17 = 10 k</w:t>
+      </w:r>
+      <w:r>
+        <w:t>Ω</w:t>
+      </w:r>
+      <w:r>
+        <w:rPr>
+          <w:lang w:val="en-US"/>
+        </w:rPr>
+        <w:t xml:space="preserve"> from the output to FB and R20 = 1 k</w:t>
+      </w:r>
+      <w:r>
+        <w:t>Ω</w:t>
+      </w:r>
+      <w:r>
+        <w:rPr>
+          <w:lang w:val="en-US"/>
+        </w:rPr>
+        <w:t xml:space="preserve"> from FB to ground. The MT3608 uses a nominal 0.6 V feedback reference:</w:t>
+      </w:r>
+    </w:p>
+    <w:p>
+      <w:pPr>
+        <w:rPr>
+          <w:lang w:val="en-US"/>
+        </w:rPr>
+      </w:pPr>
+      <w:r>
+        <w:rPr>
+          <w:lang w:val="en-US"/>
+        </w:rPr>
+        <w:t>\[ V_{OUT}=0.6\left(1+\frac{10k}{1k}\right)=6.6\text{ V} \]</w:t>
+      </w:r>
+    </w:p>
+    <w:p>
+      <w:pPr>
+        <w:rPr>
+          <w:lang w:val="en-US"/>
+        </w:rPr>
+      </w:pPr>
+      <w:r>
+        <w:rPr>
+          <w:lang w:val="en-US"/>
+        </w:rPr>
+        <w:t xml:space="preserve">This conflicts with the +5V net label and could overvoltage the connected 5 V circuits. The MT3608 datasheet confirms the feedback equation. </w:t>
+      </w:r>
+    </w:p>
+    <w:p>
+      <w:pPr>
+        <w:rPr>
+          <w:lang w:val="en-US"/>
+        </w:rPr>
+      </w:pPr>
+      <w:r>
+        <w:rPr>
+          <w:lang w:val="en-US"/>
+        </w:rPr>
+        <w:t>Fix: If R20 remains 1 k</w:t>
+      </w:r>
+      <w:r>
+        <w:t>Ω</w:t>
+      </w:r>
+      <w:r>
+        <w:rPr>
+          <w:lang w:val="en-US"/>
+        </w:rPr>
+        <w:t>, use approximately 7.32 k</w:t>
+      </w:r>
+      <w:r>
+        <w:t>Ω</w:t>
+      </w:r>
+      <w:r>
+        <w:rPr>
+          <w:lang w:val="en-US"/>
+        </w:rPr>
+        <w:t xml:space="preserve"> for R17 for about 4.99 V nominal. Recalculate using the chosen resistor tolerances and the actual converter variant, then verify output under light load, full load, startup, and battery-voltage extremes. Check the PCB feedback route is short and kept away from the switch node.</w:t>
+      </w:r>
+    </w:p>
+    <w:p>
+      <w:pPr>
+        <w:rPr>
+          <w:lang w:val="en-US"/>
+        </w:rPr>
+      </w:pPr>
+      <w:r>
+        <w:rPr>
+          <w:lang w:val="en-US"/>
+        </w:rPr>
+        <w:lastRenderedPageBreak/>
+        <w:t>The project notes already flag recalculating this divider and adding 5 V overvoltage protection.</w:t>
+      </w:r>
+    </w:p>
+    <w:p>
+      <w:pPr>
+        <w:rPr>
+          <w:lang w:val="en-US"/>
+        </w:rPr>
+      </w:pPr>
+    </w:p>
+    <w:p>
+      <w:pPr>
+        <w:rPr>
+          <w:lang w:val="en-US"/>
+        </w:rPr>
+      </w:pPr>
+      <w:r>
+        <w:rPr>
+          <w:lang w:val="en-US"/>
+        </w:rPr>
+        <w:t>Codec interface, page 9: the two I2C1_SCL branches are gated using SN74LVC1G08 AND gates controlled by CODEC_GPIO1 and CODEC_GPIO2. TI specifies this device's output as push-pull, not open-drain.</w:t>
+      </w:r>
+    </w:p>
+    <w:p>
+      <w:pPr>
+        <w:rPr>
+          <w:lang w:val="en-US"/>
+        </w:rPr>
+      </w:pPr>
+      <w:r>
+        <w:rPr>
+          <w:lang w:val="en-US"/>
+        </w:rPr>
+        <w:t>I²C</w:t>
+      </w:r>
+      <w:r>
+        <w:rPr>
+          <w:lang w:val="en-US"/>
+        </w:rPr>
+        <w:t xml:space="preserve"> back propagation thru isolators, SDA ack problems</w:t>
+      </w:r>
+    </w:p>
+    <w:p>
+      <w:pPr>
+        <w:rPr>
+          <w:lang w:val="en-US"/>
+        </w:rPr>
+      </w:pPr>
+      <w:r>
+        <w:rPr>
+          <w:lang w:val="en-US"/>
+        </w:rPr>
+        <w:t>Pullups on every stage</w:t>
+      </w:r>
+    </w:p>
+    <w:p>
+      <w:pPr>
+        <w:rPr>
+          <w:lang w:val="en-US"/>
+        </w:rPr>
+      </w:pPr>
+    </w:p>
+    <w:p>
+      <w:pPr>
+        <w:rPr>
+          <w:lang w:val="en-US"/>
+        </w:rPr>
+      </w:pPr>
+    </w:p>
+    <w:p>
+      <w:pPr>
+        <w:rPr>
+          <w:lang w:val="en-US"/>
+        </w:rPr>
+      </w:pPr>
+      <w:r>
+        <w:rPr>
+          <w:lang w:val="en-US"/>
+        </w:rPr>
+        <w:t>SDMMC clock, QSPI clock, FMC/SDRAM clock, SPI SCK, SAI bit clock</w:t>
+      </w:r>
+    </w:p>
+    <w:p>
+      <w:pPr>
+        <w:rPr>
+          <w:lang w:val="en-US"/>
+        </w:rPr>
+      </w:pPr>
+      <w:r>
+        <w:rPr>
+          <w:lang w:val="en-US"/>
+        </w:rPr>
+        <w:t>These nets include high-edge-rate signals and some route through connectors</w:t>
+      </w:r>
+    </w:p>
+    <w:p>
+      <w:pPr>
+        <w:rPr>
+          <w:lang w:val="en-US"/>
+        </w:rPr>
+      </w:pPr>
+      <w:r>
+        <w:rPr>
+          <w:lang w:val="en-US"/>
+        </w:rPr>
+        <w:t xml:space="preserve">Add optional source-series resistor footprints, initially around 22–33 </w:t>
+      </w:r>
+      <w:r>
+        <w:t>Ω</w:t>
+      </w:r>
+      <w:r>
+        <w:rPr>
+          <w:lang w:val="en-US"/>
+        </w:rPr>
+        <w:t>, at the driver for clocks where ringing is a concern. Tune with the real PCB and oscilloscope; do not populate blanket resistors on every line without evidence.</w:t>
+      </w:r>
+    </w:p>
+    <w:p>
+      <w:pPr>
+        <w:rPr>
+          <w:lang w:val="en-US"/>
+        </w:rPr>
+      </w:pPr>
+    </w:p>
+    <w:p>
+      <w:pPr>
+        <w:rPr>
+          <w:lang w:val="en-US"/>
+        </w:rPr>
+      </w:pPr>
+      <w:r>
+        <w:rPr>
+          <w:lang w:val="en-US"/>
+        </w:rPr>
+        <w:t xml:space="preserve">DISPLAY LEDK CURRENT DRIVER instead of resistors </w:t>
       </w:r>
     </w:p>
     <w:p>
@@ -1338,7 +1617,6 @@
   <w:style w:type="character" w:default="1" w:styleId="a0">
     <w:name w:val="Default Paragraph Font"/>
     <w:uiPriority w:val="1"/>
-    <w:semiHidden/>
     <w:unhideWhenUsed/>
   </w:style>
   <w:style w:type="table" w:default="1" w:styleId="a1">
